--- a/public/Survey_Report_Template.docx
+++ b/public/Survey_Report_Template.docx
@@ -1513,6 +1513,28 @@
           </w:p>
         </w:tc>
       </w:tr>
+      <w:tr>
+        <w:tc>
+          <w:tcPr>
+            <w:tcW w:type="dxa" w:w="11335"/>
+          </w:tcPr>
+          <w:p>
+            <w:r>
+              <w:t>Drawings/PDFs</w:t>
+            </w:r>
+          </w:p>
+        </w:tc>
+        <w:tc>
+          <w:tcPr>
+            <w:tcW w:type="dxa" w:w="4207"/>
+          </w:tcPr>
+          <w:p>
+            <w:r>
+              <w:t>{{Item.PDFs}}</w:t>
+            </w:r>
+          </w:p>
+        </w:tc>
+      </w:tr>
     </w:tbl>
     <w:p/>
     <w:p>
